--- a/public/resume.docx
+++ b/public/resume.docx
@@ -347,7 +347,7 @@
       </w:r>
       <w:proofErr w:type="spellEnd"/>
       <w:r>
-        <w:t xml:space="preserve"> harness targeting stable-diffusion.cpp, an open-source C++ ML inference library, instrumenting the full build with </w:t>
+        <w:t xml:space="preserve"> harness for the model-file parser of an open-source C++ machine-learning inference library, instrumenting the full build with </w:t>
       </w:r>
       <w:proofErr w:type="spellStart"/>
       <w:r>
@@ -363,7 +363,7 @@
       </w:r>
       <w:proofErr w:type="spellEnd"/>
       <w:r>
-        <w:t xml:space="preserve"> to fuzz its GGUF model-file parser for memory-safety bugs.</w:t>
+        <w:t xml:space="preserve"> to find memory-safety bugs.</w:t>
       </w:r>
     </w:p>
     <w:p>
@@ -371,7 +371,15 @@
         <w:pStyle w:val="ListBullet"/>
       </w:pPr>
       <w:r>
-        <w:t>Discovered an uncontrolled-allocation vulnerability (CWE-789) allowing a 32-byte crafted file to crash any application loading attacker-controlled models; root-caused to two unvalidated length fields in the GGUF tensor reader, confirmed unfixed and unreported via OSV/GHSA/issue-tracker review.</w:t>
+        <w:t xml:space="preserve">Discovered a previously unreported vulnerability reachable from a </w:t>
+      </w:r>
+      <w:proofErr w:type="gramStart"/>
+      <w:r>
+        <w:t>small crafted</w:t>
+      </w:r>
+      <w:proofErr w:type="gramEnd"/>
+      <w:r>
+        <w:t xml:space="preserve"> model file; triaged it to root cause and confirmed it was unfixed and unreported through advisory database and issue-tracker review.</w:t>
       </w:r>
     </w:p>
     <w:p>
@@ -379,7 +387,15 @@
         <w:pStyle w:val="ListBullet"/>
       </w:pPr>
       <w:r>
-        <w:t>Filed a private coordinated-disclosure advisory with the maintainer; awaiting upstream fix (advisory pending publication).</w:t>
+        <w:t xml:space="preserve">Reported it to the maintainer through private coordinated disclosure; details will be published once an upstream fix </w:t>
+      </w:r>
+      <w:proofErr w:type="gramStart"/>
+      <w:r>
+        <w:t>ships</w:t>
+      </w:r>
+      <w:proofErr w:type="gramEnd"/>
+      <w:r>
+        <w:t>.</w:t>
       </w:r>
     </w:p>
     <w:p>
@@ -973,6 +989,14 @@
       </w:pPr>
       <w:r>
         <w:t>CERTIFICATIONS</w:t>
+      </w:r>
+    </w:p>
+    <w:p>
+      <w:pPr>
+        <w:pStyle w:val="ListBullet"/>
+      </w:pPr>
+      <w:r>
+        <w:t>Hack The Box AI Red Teamer Path (In Progress, Expected November 2026)</w:t>
       </w:r>
     </w:p>
     <w:p>
@@ -1149,7 +1173,7 @@
   <w:abstractNum w:abstractNumId="8" w15:restartNumberingAfterBreak="0">
     <w:nsid w:val="FFFFFF89"/>
     <w:multiLevelType w:val="singleLevel"/>
-    <w:tmpl w:val="A920AA64"/>
+    <w:tmpl w:val="B9D808B8"/>
     <w:lvl w:ilvl="0">
       <w:start w:val="1"/>
       <w:numFmt w:val="bullet"/>
